--- a/ПрактикаМай.docx
+++ b/ПрактикаМай.docx
@@ -2439,7 +2439,6 @@
           <w:lang w:eastAsia="ru-RU"/>
         </w:rPr>
       </w:pPr>
-      <w:bookmarkStart w:id="0" w:name="_GoBack"/>
       <w:r>
         <w:rPr>
           <w:rStyle w:val="ae"/>
@@ -2521,7 +2520,6 @@
         </w:r>
       </w:hyperlink>
     </w:p>
-    <w:bookmarkEnd w:id="0"/>
     <w:p>
       <w:pPr>
         <w:pStyle w:val="23"/>
@@ -3257,14 +3255,14 @@
         <w:lastRenderedPageBreak/>
         <w:t xml:space="preserve">                                    </w:t>
       </w:r>
-      <w:bookmarkStart w:id="1" w:name="_Toc199176990"/>
+      <w:bookmarkStart w:id="0" w:name="_Toc199176990"/>
       <w:r>
         <w:t>В</w:t>
       </w:r>
       <w:r>
         <w:t>ведение</w:t>
       </w:r>
-      <w:bookmarkEnd w:id="1"/>
+      <w:bookmarkEnd w:id="0"/>
     </w:p>
     <w:p>
       <w:pPr>
@@ -3320,8 +3318,8 @@
         <w:ind w:left="360"/>
       </w:pPr>
       <w:fldSimple w:instr=" SEQ chapter ">
-        <w:bookmarkStart w:id="2" w:name="_Toc181370007"/>
-        <w:bookmarkStart w:id="3" w:name="_Toc199176991"/>
+        <w:bookmarkStart w:id="1" w:name="_Toc181370007"/>
+        <w:bookmarkStart w:id="2" w:name="_Toc199176991"/>
         <w:r>
           <w:rPr>
             <w:noProof/>
@@ -3332,26 +3330,26 @@
       <w:r>
         <w:t xml:space="preserve">. </w:t>
       </w:r>
+      <w:bookmarkEnd w:id="1"/>
+      <w:r>
+        <w:t>Т</w:t>
+      </w:r>
+      <w:r>
+        <w:t>еорети</w:t>
+      </w:r>
+      <w:r>
+        <w:t>ч</w:t>
+      </w:r>
+      <w:r>
+        <w:t>е</w:t>
+      </w:r>
+      <w:r>
+        <w:t>ская</w:t>
+      </w:r>
+      <w:r>
+        <w:t xml:space="preserve"> часть</w:t>
+      </w:r>
       <w:bookmarkEnd w:id="2"/>
-      <w:r>
-        <w:t>Т</w:t>
-      </w:r>
-      <w:r>
-        <w:t>еорети</w:t>
-      </w:r>
-      <w:r>
-        <w:t>ч</w:t>
-      </w:r>
-      <w:r>
-        <w:t>е</w:t>
-      </w:r>
-      <w:r>
-        <w:t>ская</w:t>
-      </w:r>
-      <w:r>
-        <w:t xml:space="preserve"> часть</w:t>
-      </w:r>
-      <w:bookmarkEnd w:id="3"/>
     </w:p>
     <w:p>
       <w:pPr>
@@ -3473,7 +3471,7 @@
       <w:pPr>
         <w:pStyle w:val="21"/>
       </w:pPr>
-      <w:bookmarkStart w:id="4" w:name="_Toc199176992"/>
+      <w:bookmarkStart w:id="3" w:name="_Toc199176992"/>
       <w:r>
         <w:t>1.1.</w:t>
       </w:r>
@@ -3492,7 +3490,7 @@
       <w:r>
         <w:t>оставленные задачи</w:t>
       </w:r>
-      <w:bookmarkEnd w:id="4"/>
+      <w:bookmarkEnd w:id="3"/>
     </w:p>
     <w:p>
       <w:pPr>
@@ -3635,7 +3633,7 @@
       <w:pPr>
         <w:pStyle w:val="21"/>
       </w:pPr>
-      <w:bookmarkStart w:id="5" w:name="_Toc199176993"/>
+      <w:bookmarkStart w:id="4" w:name="_Toc199176993"/>
       <w:r>
         <w:lastRenderedPageBreak/>
         <w:t>1</w:t>
@@ -3664,96 +3662,96 @@
         </w:rPr>
         <w:t>L</w:t>
       </w:r>
+      <w:bookmarkEnd w:id="4"/>
+    </w:p>
+    <w:p>
+      <w:pPr>
+        <w:pStyle w:val="a6"/>
+      </w:pPr>
+      <w:proofErr w:type="spellStart"/>
+      <w:r>
+        <w:t>OpenGL</w:t>
+      </w:r>
+      <w:proofErr w:type="spellEnd"/>
+      <w:r>
+        <w:t xml:space="preserve"> (</w:t>
+      </w:r>
+      <w:r>
+        <w:rPr>
+          <w:lang w:val="en-US"/>
+        </w:rPr>
+        <w:t>Open Graphics Library</w:t>
+      </w:r>
+      <w:r>
+        <w:t>) – это открытая графическая библиотека для работы с двумерной и трехмерной графикой.</w:t>
+      </w:r>
+    </w:p>
+    <w:p>
+      <w:pPr>
+        <w:pStyle w:val="a6"/>
+      </w:pPr>
+      <w:r>
+        <w:t xml:space="preserve">Основным принципом работы </w:t>
+      </w:r>
+      <w:proofErr w:type="spellStart"/>
+      <w:r>
+        <w:t>OpenGL</w:t>
+      </w:r>
+      <w:proofErr w:type="spellEnd"/>
+      <w:r>
+        <w:t xml:space="preserve"> является получение наборов векторных графических примитивов в виде точек, линий и треугольников с последующей математической обработкой полученных данных и построением растровой картинки на экране. Абсолютное большинство команд </w:t>
+      </w:r>
+      <w:proofErr w:type="spellStart"/>
+      <w:r>
+        <w:t>OpenGL</w:t>
+      </w:r>
+      <w:proofErr w:type="spellEnd"/>
+      <w:r>
+        <w:t xml:space="preserve"> попадает в одну из двух групп: либо они добавляют графические примитивы на вход в конвейер, либо конфигурируют конвейер на различное исполнение трансформаций.</w:t>
+      </w:r>
+    </w:p>
+    <w:p>
+      <w:pPr>
+        <w:pStyle w:val="a6"/>
+      </w:pPr>
+      <w:proofErr w:type="spellStart"/>
+      <w:r>
+        <w:t>OpenGL</w:t>
+      </w:r>
+      <w:proofErr w:type="spellEnd"/>
+      <w:r>
+        <w:t xml:space="preserve"> является низкоуровневым процедурным API, что вынуждает программиста диктовать точную последовательность шагов, чтобы построить результирующую растровую графику. С одной стороны, императивный подход требует от программиста глубокого знания законов трёхмерной графики и математичес</w:t>
+      </w:r>
+      <w:r>
+        <w:t xml:space="preserve">ких моделей, с другой стороны – </w:t>
+      </w:r>
+      <w:r>
+        <w:t>даёт свободу внедрения различных инноваций.</w:t>
+      </w:r>
+    </w:p>
+    <w:p>
+      <w:pPr>
+        <w:pStyle w:val="21"/>
+        <w:rPr>
+          <w:sz w:val="28"/>
+        </w:rPr>
+      </w:pPr>
+      <w:bookmarkStart w:id="5" w:name="_Toc181370015"/>
+      <w:bookmarkStart w:id="6" w:name="_Toc199176994"/>
+      <w:r>
+        <w:rPr>
+          <w:sz w:val="28"/>
+        </w:rPr>
+        <w:t xml:space="preserve">1.2.1. </w:t>
+      </w:r>
       <w:bookmarkEnd w:id="5"/>
-    </w:p>
-    <w:p>
-      <w:pPr>
-        <w:pStyle w:val="a6"/>
-      </w:pPr>
-      <w:proofErr w:type="spellStart"/>
-      <w:r>
-        <w:t>OpenGL</w:t>
-      </w:r>
-      <w:proofErr w:type="spellEnd"/>
-      <w:r>
-        <w:t xml:space="preserve"> (</w:t>
-      </w:r>
-      <w:r>
-        <w:rPr>
-          <w:lang w:val="en-US"/>
-        </w:rPr>
-        <w:t>Open Graphics Library</w:t>
-      </w:r>
-      <w:r>
-        <w:t>) – это открытая графическая библиотека для работы с двумерной и трехмерной графикой.</w:t>
-      </w:r>
-    </w:p>
-    <w:p>
-      <w:pPr>
-        <w:pStyle w:val="a6"/>
-      </w:pPr>
-      <w:r>
-        <w:t xml:space="preserve">Основным принципом работы </w:t>
-      </w:r>
-      <w:proofErr w:type="spellStart"/>
-      <w:r>
-        <w:t>OpenGL</w:t>
-      </w:r>
-      <w:proofErr w:type="spellEnd"/>
-      <w:r>
-        <w:t xml:space="preserve"> является получение наборов векторных графических примитивов в виде точек, линий и треугольников с последующей математической обработкой полученных данных и построением растровой картинки на экране. Абсолютное большинство команд </w:t>
-      </w:r>
-      <w:proofErr w:type="spellStart"/>
-      <w:r>
-        <w:t>OpenGL</w:t>
-      </w:r>
-      <w:proofErr w:type="spellEnd"/>
-      <w:r>
-        <w:t xml:space="preserve"> попадает в одну из двух групп: либо они добавляют графические примитивы на вход в конвейер, либо конфигурируют конвейер на различное исполнение трансформаций.</w:t>
-      </w:r>
-    </w:p>
-    <w:p>
-      <w:pPr>
-        <w:pStyle w:val="a6"/>
-      </w:pPr>
-      <w:proofErr w:type="spellStart"/>
-      <w:r>
-        <w:t>OpenGL</w:t>
-      </w:r>
-      <w:proofErr w:type="spellEnd"/>
-      <w:r>
-        <w:t xml:space="preserve"> является низкоуровневым процедурным API, что вынуждает программиста диктовать точную последовательность шагов, чтобы построить результирующую растровую графику. С одной стороны, императивный подход требует от программиста глубокого знания законов трёхмерной графики и математичес</w:t>
-      </w:r>
-      <w:r>
-        <w:t xml:space="preserve">ких моделей, с другой стороны – </w:t>
-      </w:r>
-      <w:r>
-        <w:t>даёт свободу внедрения различных инноваций.</w:t>
-      </w:r>
-    </w:p>
-    <w:p>
-      <w:pPr>
-        <w:pStyle w:val="21"/>
+      <w:r>
         <w:rPr>
           <w:sz w:val="28"/>
         </w:rPr>
-      </w:pPr>
-      <w:bookmarkStart w:id="6" w:name="_Toc181370015"/>
-      <w:bookmarkStart w:id="7" w:name="_Toc199176994"/>
-      <w:r>
-        <w:rPr>
-          <w:sz w:val="28"/>
-        </w:rPr>
-        <w:t xml:space="preserve">1.2.1. </w:t>
+        <w:t>Матрицы преобразований</w:t>
       </w:r>
       <w:bookmarkEnd w:id="6"/>
-      <w:r>
-        <w:rPr>
-          <w:sz w:val="28"/>
-        </w:rPr>
-        <w:t>Матрицы преобразований</w:t>
-      </w:r>
-      <w:bookmarkEnd w:id="7"/>
     </w:p>
     <w:p>
       <w:pPr>
@@ -6723,7 +6721,7 @@
           <w:szCs w:val="28"/>
         </w:rPr>
       </w:pPr>
-      <w:bookmarkStart w:id="8" w:name="_Toc199176995"/>
+      <w:bookmarkStart w:id="7" w:name="_Toc199176995"/>
       <w:r>
         <w:rPr>
           <w:sz w:val="28"/>
@@ -6738,7 +6736,7 @@
         </w:rPr>
         <w:t xml:space="preserve"> Модель сферы</w:t>
       </w:r>
-      <w:bookmarkEnd w:id="8"/>
+      <w:bookmarkEnd w:id="7"/>
     </w:p>
     <w:p>
       <w:pPr>
@@ -7003,7 +7001,7 @@
       <w:pPr>
         <w:pStyle w:val="21"/>
       </w:pPr>
-      <w:bookmarkStart w:id="9" w:name="_Toc199176996"/>
+      <w:bookmarkStart w:id="8" w:name="_Toc199176996"/>
       <w:r>
         <w:t>1.3</w:t>
       </w:r>
@@ -7016,7 +7014,7 @@
       <w:r>
         <w:t>еализация движения маятника</w:t>
       </w:r>
-      <w:bookmarkEnd w:id="9"/>
+      <w:bookmarkEnd w:id="8"/>
     </w:p>
     <w:p>
       <w:pPr>
@@ -8997,8 +8995,8 @@
         <w:pStyle w:val="11"/>
       </w:pPr>
       <w:fldSimple w:instr=" SEQ CHAPTER \* MERGEFORMAT ">
-        <w:bookmarkStart w:id="10" w:name="_Toc181370011"/>
-        <w:bookmarkStart w:id="11" w:name="_Toc199176997"/>
+        <w:bookmarkStart w:id="9" w:name="_Toc181370011"/>
+        <w:bookmarkStart w:id="10" w:name="_Toc199176997"/>
         <w:r>
           <w:rPr>
             <w:noProof/>
@@ -9009,30 +9007,30 @@
       <w:r>
         <w:t xml:space="preserve">. </w:t>
       </w:r>
+      <w:bookmarkEnd w:id="9"/>
+      <w:r>
+        <w:t>Описание разработанной программы</w:t>
+      </w:r>
       <w:bookmarkEnd w:id="10"/>
       <w:r>
-        <w:t>Описание разработанной программы</w:t>
+        <w:t xml:space="preserve"> </w:t>
+      </w:r>
+    </w:p>
+    <w:p>
+      <w:pPr>
+        <w:pStyle w:val="21"/>
+      </w:pPr>
+      <w:bookmarkStart w:id="11" w:name="_Toc199176998"/>
+      <w:r>
+        <w:t>2.1</w:t>
+      </w:r>
+      <w:r>
+        <w:t xml:space="preserve">. </w:t>
+      </w:r>
+      <w:r>
+        <w:t>Настройка сцены</w:t>
       </w:r>
       <w:bookmarkEnd w:id="11"/>
-      <w:r>
-        <w:t xml:space="preserve"> </w:t>
-      </w:r>
-    </w:p>
-    <w:p>
-      <w:pPr>
-        <w:pStyle w:val="21"/>
-      </w:pPr>
-      <w:bookmarkStart w:id="12" w:name="_Toc199176998"/>
-      <w:r>
-        <w:t>2.1</w:t>
-      </w:r>
-      <w:r>
-        <w:t xml:space="preserve">. </w:t>
-      </w:r>
-      <w:r>
-        <w:t>Настройка сцены</w:t>
-      </w:r>
-      <w:bookmarkEnd w:id="12"/>
     </w:p>
     <w:p>
       <w:pPr>
@@ -9503,7 +9501,7 @@
       <w:pPr>
         <w:pStyle w:val="21"/>
       </w:pPr>
-      <w:bookmarkStart w:id="13" w:name="_Toc199176999"/>
+      <w:bookmarkStart w:id="12" w:name="_Toc199176999"/>
       <w:r>
         <w:t>2.2</w:t>
       </w:r>
@@ -9513,7 +9511,7 @@
       <w:r>
         <w:t>Цикл отрисовки</w:t>
       </w:r>
-      <w:bookmarkEnd w:id="13"/>
+      <w:bookmarkEnd w:id="12"/>
     </w:p>
     <w:p>
       <w:pPr>
@@ -9693,7 +9691,7 @@
       <w:pPr>
         <w:pStyle w:val="21"/>
       </w:pPr>
-      <w:bookmarkStart w:id="14" w:name="_Toc199177000"/>
+      <w:bookmarkStart w:id="13" w:name="_Toc199177000"/>
       <w:r>
         <w:t>2.3</w:t>
       </w:r>
@@ -9703,17 +9701,14 @@
       <w:r>
         <w:t>Освещение</w:t>
       </w:r>
-      <w:bookmarkEnd w:id="14"/>
+      <w:bookmarkEnd w:id="13"/>
     </w:p>
     <w:p>
       <w:pPr>
         <w:pStyle w:val="a6"/>
       </w:pPr>
       <w:r>
-        <w:t>В данной работе я исп</w:t>
-      </w:r>
-      <w:r>
-        <w:t xml:space="preserve">ользую модель освещения </w:t>
+        <w:t xml:space="preserve">В данной работе я использую модель освещения </w:t>
       </w:r>
       <w:proofErr w:type="spellStart"/>
       <w:r>
@@ -10319,7 +10314,7 @@
       <w:pPr>
         <w:pStyle w:val="21"/>
       </w:pPr>
-      <w:bookmarkStart w:id="15" w:name="_Toc199177001"/>
+      <w:bookmarkStart w:id="14" w:name="_Toc199177001"/>
       <w:r>
         <w:t>2.4</w:t>
       </w:r>
@@ -10332,7 +10327,7 @@
       <w:r>
         <w:t>остроение сферы</w:t>
       </w:r>
-      <w:bookmarkEnd w:id="15"/>
+      <w:bookmarkEnd w:id="14"/>
     </w:p>
     <w:p>
       <w:pPr>
@@ -10818,7 +10813,7 @@
       <w:pPr>
         <w:pStyle w:val="21"/>
       </w:pPr>
-      <w:bookmarkStart w:id="16" w:name="_Toc199177002"/>
+      <w:bookmarkStart w:id="15" w:name="_Toc199177002"/>
       <w:r>
         <w:t>2.5</w:t>
       </w:r>
@@ -10828,7 +10823,7 @@
       <w:r>
         <w:t>Интерфейс программы</w:t>
       </w:r>
-      <w:bookmarkEnd w:id="16"/>
+      <w:bookmarkEnd w:id="15"/>
     </w:p>
     <w:p>
       <w:pPr>
@@ -12485,7 +12480,7 @@
         <w:pStyle w:val="11"/>
         <w:ind w:left="360"/>
       </w:pPr>
-      <w:bookmarkStart w:id="17" w:name="_Toc199177003"/>
+      <w:bookmarkStart w:id="16" w:name="_Toc199177003"/>
       <w:r>
         <w:lastRenderedPageBreak/>
         <w:t>3</w:t>
@@ -12496,14 +12491,14 @@
       <w:r>
         <w:t>Примеры работы программы</w:t>
       </w:r>
-      <w:bookmarkStart w:id="18" w:name="_Toc181370017"/>
-      <w:bookmarkEnd w:id="17"/>
+      <w:bookmarkStart w:id="17" w:name="_Toc181370017"/>
+      <w:bookmarkEnd w:id="16"/>
     </w:p>
     <w:p>
       <w:pPr>
         <w:pStyle w:val="21"/>
       </w:pPr>
-      <w:bookmarkStart w:id="19" w:name="_Toc199177004"/>
+      <w:bookmarkStart w:id="18" w:name="_Toc199177004"/>
       <w:r>
         <w:t>3.</w:t>
       </w:r>
@@ -12519,7 +12514,7 @@
       <w:r>
         <w:t>Внешний вид</w:t>
       </w:r>
-      <w:bookmarkEnd w:id="19"/>
+      <w:bookmarkEnd w:id="18"/>
     </w:p>
     <w:p>
       <w:pPr>
@@ -13622,35 +13617,7 @@
           <w:noProof/>
           <w:lang w:eastAsia="ru-RU"/>
         </w:rPr>
-        <w:t>Платформа с текстурой «</w:t>
-      </w:r>
-      <w:r>
-        <w:rPr>
-          <w:noProof/>
-          <w:lang w:eastAsia="ru-RU"/>
-        </w:rPr>
-        <w:t>трава</w:t>
-      </w:r>
-      <w:r>
-        <w:rPr>
-          <w:noProof/>
-          <w:lang w:eastAsia="ru-RU"/>
-        </w:rPr>
-        <w:t>» и шар с текстурой «</w:t>
-      </w:r>
-      <w:r>
-        <w:rPr>
-          <w:noProof/>
-          <w:lang w:eastAsia="ru-RU"/>
-        </w:rPr>
-        <w:t>цитрус</w:t>
-      </w:r>
-      <w:r>
-        <w:rPr>
-          <w:noProof/>
-          <w:lang w:eastAsia="ru-RU"/>
-        </w:rPr>
-        <w:t>»</w:t>
+        <w:t>Платформа с текстурой «трава» и шар с текстурой «цитрус»</w:t>
       </w:r>
     </w:p>
     <w:p>
@@ -13667,6 +13634,9 @@
     <w:p>
       <w:pPr>
         <w:pStyle w:val="a6"/>
+        <w:tabs>
+          <w:tab w:val="left" w:pos="567"/>
+        </w:tabs>
         <w:ind w:firstLine="0"/>
       </w:pPr>
       <w:r>
@@ -13894,7 +13864,7 @@
       <w:pPr>
         <w:pStyle w:val="21"/>
       </w:pPr>
-      <w:bookmarkStart w:id="20" w:name="_Toc199177005"/>
+      <w:bookmarkStart w:id="19" w:name="_Toc199177005"/>
       <w:r>
         <w:lastRenderedPageBreak/>
         <w:t>3.</w:t>
@@ -13911,7 +13881,7 @@
       <w:r>
         <w:t>Физика маятника</w:t>
       </w:r>
-      <w:bookmarkEnd w:id="20"/>
+      <w:bookmarkEnd w:id="19"/>
     </w:p>
     <w:p>
       <w:pPr>
@@ -13921,7 +13891,7 @@
           <w:szCs w:val="28"/>
         </w:rPr>
       </w:pPr>
-      <w:bookmarkStart w:id="21" w:name="_Toc199177006"/>
+      <w:bookmarkStart w:id="20" w:name="_Toc199177006"/>
       <w:r>
         <w:rPr>
           <w:sz w:val="28"/>
@@ -13972,7 +13942,7 @@
         </w:rPr>
         <w:t>Тест №1</w:t>
       </w:r>
-      <w:bookmarkEnd w:id="21"/>
+      <w:bookmarkEnd w:id="20"/>
     </w:p>
     <w:p>
       <w:pPr>
@@ -14132,47 +14102,56 @@
           <w:noProof/>
           <w:lang w:eastAsia="ru-RU"/>
         </w:rPr>
-        <w:t xml:space="preserve"> – Маятник при t = 0.</w:t>
-      </w:r>
+        <w:t xml:space="preserve"> – </w:t>
+      </w:r>
+      <w:bookmarkStart w:id="21" w:name="_GoBack"/>
       <w:r>
         <w:rPr>
           <w:noProof/>
           <w:lang w:eastAsia="ru-RU"/>
         </w:rPr>
-        <w:t>1</w:t>
+        <w:t>Маятник при t = 0.</w:t>
       </w:r>
       <w:r>
         <w:rPr>
           <w:noProof/>
           <w:lang w:eastAsia="ru-RU"/>
         </w:rPr>
-        <w:t>3</w:t>
+        <w:t>1</w:t>
       </w:r>
       <w:r>
         <w:rPr>
           <w:noProof/>
           <w:lang w:eastAsia="ru-RU"/>
         </w:rPr>
-        <w:t xml:space="preserve"> секунд</w:t>
+        <w:t>3</w:t>
       </w:r>
       <w:r>
         <w:rPr>
           <w:noProof/>
           <w:lang w:eastAsia="ru-RU"/>
         </w:rPr>
-        <w:t xml:space="preserve">, угол </w:t>
+        <w:t xml:space="preserve"> секунд</w:t>
       </w:r>
       <w:r>
         <w:rPr>
           <w:noProof/>
           <w:lang w:eastAsia="ru-RU"/>
         </w:rPr>
+        <w:t xml:space="preserve">, угол </w:t>
+      </w:r>
+      <w:r>
+        <w:rPr>
+          <w:noProof/>
+          <w:lang w:eastAsia="ru-RU"/>
+        </w:rPr>
         <w:t>86.02</w:t>
       </w:r>
       <w:r>
         <w:t>°</w:t>
       </w:r>
     </w:p>
+    <w:bookmarkEnd w:id="21"/>
     <w:p>
       <w:pPr>
         <w:pStyle w:val="a6"/>
@@ -18946,7 +18925,7 @@
         <w:lastRenderedPageBreak/>
         <w:t>Список литературы</w:t>
       </w:r>
-      <w:bookmarkEnd w:id="18"/>
+      <w:bookmarkEnd w:id="17"/>
       <w:bookmarkEnd w:id="28"/>
     </w:p>
     <w:p>
@@ -30844,7 +30823,7 @@
             <w:sz w:val="28"/>
             <w:szCs w:val="28"/>
           </w:rPr>
-          <w:t>2</w:t>
+          <w:t>12</w:t>
         </w:r>
         <w:r>
           <w:rPr>
@@ -33508,7 +33487,7 @@
 </file>
 
 <file path=customXml/itemProps1.xml><?xml version="1.0" encoding="utf-8"?>
-<ds:datastoreItem xmlns:ds="http://schemas.openxmlformats.org/officeDocument/2006/customXml" ds:itemID="{9A6F1AF1-9FE3-4501-BDF4-09A6E646374D}">
+<ds:datastoreItem xmlns:ds="http://schemas.openxmlformats.org/officeDocument/2006/customXml" ds:itemID="{C2B09E44-074C-49E8-9D72-95C06395DC4D}">
   <ds:schemaRefs>
     <ds:schemaRef ds:uri="http://schemas.openxmlformats.org/officeDocument/2006/bibliography"/>
   </ds:schemaRefs>
